--- a/physics_course/word/lesson04_เฉลย.docx
+++ b/physics_course/word/lesson04_เฉลย.docx
@@ -17,7 +17,7 @@
           <w:b/>
           <w:sz w:val="24"/>
         </w:rPr>
-        <w:t xml:space="preserve">ข้อ p1_l04_001: </w:t>
+        <w:t xml:space="preserve">ข้อ 1: </w:t>
       </w:r>
       <w:r>
         <w:rPr>
@@ -41,7 +41,7 @@
           <w:b/>
           <w:sz w:val="24"/>
         </w:rPr>
-        <w:t xml:space="preserve">ข้อ p1_l04_002: </w:t>
+        <w:t xml:space="preserve">ข้อ 2: </w:t>
       </w:r>
       <w:r>
         <w:rPr>
@@ -65,7 +65,7 @@
           <w:b/>
           <w:sz w:val="24"/>
         </w:rPr>
-        <w:t xml:space="preserve">ข้อ p1_l04_003: </w:t>
+        <w:t xml:space="preserve">ข้อ 3: </w:t>
       </w:r>
       <w:r>
         <w:rPr>
@@ -89,7 +89,7 @@
           <w:b/>
           <w:sz w:val="24"/>
         </w:rPr>
-        <w:t xml:space="preserve">ข้อ p1_l04_004: </w:t>
+        <w:t xml:space="preserve">ข้อ 4: </w:t>
       </w:r>
       <w:r>
         <w:rPr>
@@ -113,7 +113,7 @@
           <w:b/>
           <w:sz w:val="24"/>
         </w:rPr>
-        <w:t xml:space="preserve">ข้อ p1_l04_005: </w:t>
+        <w:t xml:space="preserve">ข้อ 5: </w:t>
       </w:r>
       <w:r>
         <w:rPr>
@@ -137,7 +137,7 @@
           <w:b/>
           <w:sz w:val="24"/>
         </w:rPr>
-        <w:t xml:space="preserve">ข้อ p1_l04_006: </w:t>
+        <w:t xml:space="preserve">ข้อ 6: </w:t>
       </w:r>
       <w:r>
         <w:rPr>
@@ -161,7 +161,7 @@
           <w:b/>
           <w:sz w:val="24"/>
         </w:rPr>
-        <w:t xml:space="preserve">ข้อ p1_l04_007: </w:t>
+        <w:t xml:space="preserve">ข้อ 7: </w:t>
       </w:r>
       <w:r>
         <w:rPr>
@@ -185,7 +185,7 @@
           <w:b/>
           <w:sz w:val="24"/>
         </w:rPr>
-        <w:t xml:space="preserve">ข้อ p1_l04_008: </w:t>
+        <w:t xml:space="preserve">ข้อ 8: </w:t>
       </w:r>
       <w:r>
         <w:rPr>
@@ -211,7 +211,7 @@
           <w:b/>
           <w:sz w:val="24"/>
         </w:rPr>
-        <w:t xml:space="preserve">ข้อ p1_l04_009: </w:t>
+        <w:t xml:space="preserve">ข้อ 9: </w:t>
       </w:r>
       <w:r>
         <w:rPr>
@@ -235,7 +235,7 @@
           <w:b/>
           <w:sz w:val="24"/>
         </w:rPr>
-        <w:t xml:space="preserve">ข้อ p1_l04_010: </w:t>
+        <w:t xml:space="preserve">ข้อ 10: </w:t>
       </w:r>
       <w:r>
         <w:rPr>
@@ -265,7 +265,7 @@
           <w:b/>
           <w:sz w:val="24"/>
         </w:rPr>
-        <w:t xml:space="preserve">ข้อ p1_l04_011: </w:t>
+        <w:t xml:space="preserve">ข้อ 11: </w:t>
       </w:r>
       <w:r>
         <w:rPr>
@@ -289,7 +289,7 @@
           <w:b/>
           <w:sz w:val="24"/>
         </w:rPr>
-        <w:t xml:space="preserve">ข้อ p1_l04_012: </w:t>
+        <w:t xml:space="preserve">ข้อ 12: </w:t>
       </w:r>
       <w:r>
         <w:rPr>
@@ -317,7 +317,7 @@
           <w:b/>
           <w:sz w:val="24"/>
         </w:rPr>
-        <w:t xml:space="preserve">ข้อ p1_l04_013: </w:t>
+        <w:t xml:space="preserve">ข้อ 13: </w:t>
       </w:r>
       <w:r>
         <w:rPr>
@@ -341,7 +341,7 @@
           <w:b/>
           <w:sz w:val="24"/>
         </w:rPr>
-        <w:t xml:space="preserve">ข้อ p1_l04_014: </w:t>
+        <w:t xml:space="preserve">ข้อ 14: </w:t>
       </w:r>
       <w:r>
         <w:rPr>
@@ -367,7 +367,7 @@
           <w:b/>
           <w:sz w:val="24"/>
         </w:rPr>
-        <w:t xml:space="preserve">ข้อ p1_l04_015: </w:t>
+        <w:t xml:space="preserve">ข้อ 15: </w:t>
       </w:r>
       <w:r>
         <w:rPr>
@@ -391,7 +391,7 @@
           <w:b/>
           <w:sz w:val="24"/>
         </w:rPr>
-        <w:t xml:space="preserve">ข้อ p1_l04_016: </w:t>
+        <w:t xml:space="preserve">ข้อ 16: </w:t>
       </w:r>
       <w:r>
         <w:rPr>
@@ -417,7 +417,7 @@
           <w:b/>
           <w:sz w:val="24"/>
         </w:rPr>
-        <w:t xml:space="preserve">ข้อ p1_l04_017: </w:t>
+        <w:t xml:space="preserve">ข้อ 17: </w:t>
       </w:r>
       <w:r>
         <w:rPr>
@@ -441,7 +441,7 @@
           <w:b/>
           <w:sz w:val="24"/>
         </w:rPr>
-        <w:t xml:space="preserve">ข้อ p1_l04_018: </w:t>
+        <w:t xml:space="preserve">ข้อ 18: </w:t>
       </w:r>
       <w:r>
         <w:rPr>
@@ -469,7 +469,7 @@
           <w:b/>
           <w:sz w:val="24"/>
         </w:rPr>
-        <w:t xml:space="preserve">ข้อ p1_l04_019: </w:t>
+        <w:t xml:space="preserve">ข้อ 19: </w:t>
       </w:r>
       <w:r>
         <w:rPr>
@@ -493,7 +493,7 @@
           <w:b/>
           <w:sz w:val="24"/>
         </w:rPr>
-        <w:t xml:space="preserve">ข้อ p1_l04_020: </w:t>
+        <w:t xml:space="preserve">ข้อ 20: </w:t>
       </w:r>
       <w:r>
         <w:rPr>
@@ -521,7 +521,7 @@
           <w:b/>
           <w:sz w:val="24"/>
         </w:rPr>
-        <w:t xml:space="preserve">ข้อ p1_l04_021: </w:t>
+        <w:t xml:space="preserve">ข้อ 21: </w:t>
       </w:r>
       <w:r>
         <w:rPr>
@@ -545,7 +545,7 @@
           <w:b/>
           <w:sz w:val="24"/>
         </w:rPr>
-        <w:t xml:space="preserve">ข้อ p1_l04_022: </w:t>
+        <w:t xml:space="preserve">ข้อ 22: </w:t>
       </w:r>
       <w:r>
         <w:rPr>
@@ -571,7 +571,7 @@
           <w:b/>
           <w:sz w:val="24"/>
         </w:rPr>
-        <w:t xml:space="preserve">ข้อ p1_l04_023: </w:t>
+        <w:t xml:space="preserve">ข้อ 23: </w:t>
       </w:r>
       <w:r>
         <w:rPr>
@@ -595,7 +595,7 @@
           <w:b/>
           <w:sz w:val="24"/>
         </w:rPr>
-        <w:t xml:space="preserve">ข้อ p1_l04_024: </w:t>
+        <w:t xml:space="preserve">ข้อ 24: </w:t>
       </w:r>
       <w:r>
         <w:rPr>
@@ -619,7 +619,7 @@
           <w:b/>
           <w:sz w:val="24"/>
         </w:rPr>
-        <w:t xml:space="preserve">ข้อ p1_l04_025: </w:t>
+        <w:t xml:space="preserve">ข้อ 25: </w:t>
       </w:r>
       <w:r>
         <w:rPr>
